--- a/testakten/sozialrecht-pflegegrad-demenz-nachtwache-trier/03_md_kurzbegutachtung_auszug_2026-06-12.docx
+++ b/testakten/sozialrecht-pflegegrad-demenz-nachtwache-trier/03_md_kurzbegutachtung_auszug_2026-06-12.docx
@@ -821,7 +821,7 @@
         <w:color w:val="5C6569"/>
         <w:sz w:val="14"/>
       </w:rPr>
-      <w:t>Regionalstelle Trier · Telefon 0651 14578-0 · gutachten@md-rlp.example</w:t>
+      <w:t>Regionalstelle Trier · Telefon 0651 14578-0 · gutachten@md-rlp.de</w:t>
     </w:r>
   </w:p>
   <w:p>
